--- a/Carteira de investimentos.docx
+++ b/Carteira de investimentos.docx
@@ -1,465 +1,404 @@
 
 <file path=word/document.xml><?xml version="1.0" encoding="utf-8"?>
-<w:document xmlns:mc="http://schemas.openxmlformats.org/markup-compatibility/2006" xmlns:o="urn:schemas-microsoft-com:office:office" xmlns:r="http://schemas.openxmlformats.org/officeDocument/2006/relationships" xmlns:m="http://schemas.openxmlformats.org/officeDocument/2006/math" xmlns:v="urn:schemas-microsoft-com:vml" xmlns:wp="http://schemas.openxmlformats.org/drawingml/2006/wordprocessingDrawing" xmlns:w10="urn:schemas-microsoft-com:office:word" xmlns:w="http://schemas.openxmlformats.org/wordprocessingml/2006/main" xmlns:wne="http://schemas.microsoft.com/office/word/2006/wordml" xmlns:sl="http://schemas.openxmlformats.org/schemaLibrary/2006/main" xmlns:a="http://schemas.openxmlformats.org/drawingml/2006/main" xmlns:pic="http://schemas.openxmlformats.org/drawingml/2006/picture" xmlns:c="http://schemas.openxmlformats.org/drawingml/2006/chart" xmlns:lc="http://schemas.openxmlformats.org/drawingml/2006/lockedCanvas" xmlns:dgm="http://schemas.openxmlformats.org/drawingml/2006/diagram" xmlns:wps="http://schemas.microsoft.com/office/word/2010/wordprocessingShape" xmlns:wpg="http://schemas.microsoft.com/office/word/2010/wordprocessingGroup" xmlns:w14="http://schemas.microsoft.com/office/word/2010/wordml" xmlns:w15="http://schemas.microsoft.com/office/word/2012/wordml">
+<w:document xmlns:wpc="http://schemas.microsoft.com/office/word/2010/wordprocessingCanvas" xmlns:cx="http://schemas.microsoft.com/office/drawing/2014/chartex" xmlns:mc="http://schemas.openxmlformats.org/markup-compatibility/2006" xmlns:o="urn:schemas-microsoft-com:office:office" xmlns:r="http://schemas.openxmlformats.org/officeDocument/2006/relationships" xmlns:m="http://schemas.openxmlformats.org/officeDocument/2006/math" xmlns:v="urn:schemas-microsoft-com:vml" xmlns:wp14="http://schemas.microsoft.com/office/word/2010/wordprocessingDrawing" xmlns:wp="http://schemas.openxmlformats.org/drawingml/2006/wordprocessingDrawing" xmlns:w10="urn:schemas-microsoft-com:office:word" xmlns:w="http://schemas.openxmlformats.org/wordprocessingml/2006/main" xmlns:w14="http://schemas.microsoft.com/office/word/2010/wordml" xmlns:w15="http://schemas.microsoft.com/office/word/2012/wordml" xmlns:w16se="http://schemas.microsoft.com/office/word/2015/wordml/symex" xmlns:wpg="http://schemas.microsoft.com/office/word/2010/wordprocessingGroup" xmlns:wpi="http://schemas.microsoft.com/office/word/2010/wordprocessingInk" xmlns:wne="http://schemas.microsoft.com/office/word/2006/wordml" xmlns:wps="http://schemas.microsoft.com/office/word/2010/wordprocessingShape" mc:Ignorable="w14 w15 w16se wp14">
   <w:body>
     <w:p>
       <w:pPr>
-        <w:pStyle w:val="Title"/>
+        <w:pStyle w:val="Ttulo"/>
         <w:jc w:val="center"/>
-        <w:rPr/>
-      </w:pPr>
-      <w:bookmarkStart w:colFirst="0" w:colLast="0" w:name="_yevmjfj4jkgo" w:id="0"/>
+      </w:pPr>
+      <w:bookmarkStart w:id="0" w:name="_yevmjfj4jkgo" w:colFirst="0" w:colLast="0"/>
       <w:bookmarkEnd w:id="0"/>
       <w:r>
+        <w:t>Carteira de investimentos</w:t>
+      </w:r>
+    </w:p>
+    <w:p>
+      <w:pPr>
         <w:rPr>
-          <w:rtl w:val="0"/>
+          <w:b/>
         </w:rPr>
-        <w:t xml:space="preserve">Carteira de investimentos</w:t>
-      </w:r>
-    </w:p>
-    <w:p>
-      <w:pPr>
+      </w:pPr>
+    </w:p>
+    <w:p>
+      <w:r>
         <w:rPr>
-          <w:b w:val="1"/>
-        </w:rPr>
-      </w:pPr>
-      <w:r>
-        <w:rPr>
-          <w:rtl w:val="0"/>
-        </w:rPr>
-      </w:r>
-    </w:p>
-    <w:p>
-      <w:pPr>
-        <w:rPr/>
-      </w:pPr>
-      <w:r>
-        <w:rPr>
-          <w:b w:val="1"/>
-          <w:rtl w:val="0"/>
+          <w:b/>
         </w:rPr>
         <w:t xml:space="preserve">Alunos: </w:t>
       </w:r>
       <w:r>
-        <w:rPr>
-          <w:rtl w:val="0"/>
-        </w:rPr>
-        <w:t xml:space="preserve">Arthur José dos Santos Bamberg, Kalani Rossi Alfaro.</w:t>
-      </w:r>
-    </w:p>
-    <w:p>
-      <w:pPr>
-        <w:rPr/>
-      </w:pPr>
-      <w:r>
-        <w:rPr>
-          <w:rtl w:val="0"/>
-        </w:rPr>
-      </w:r>
-    </w:p>
+        <w:t xml:space="preserve">Arthur José dos Santos Bamberg, </w:t>
+      </w:r>
+      <w:proofErr w:type="spellStart"/>
+      <w:r>
+        <w:t>Kalani</w:t>
+      </w:r>
+      <w:proofErr w:type="spellEnd"/>
+      <w:r>
+        <w:t xml:space="preserve"> Rossi </w:t>
+      </w:r>
+      <w:proofErr w:type="spellStart"/>
+      <w:r>
+        <w:t>Alfaro</w:t>
+      </w:r>
+      <w:proofErr w:type="spellEnd"/>
+      <w:r>
+        <w:t>.</w:t>
+      </w:r>
+    </w:p>
+    <w:p/>
     <w:p>
       <w:pPr>
         <w:ind w:firstLine="720"/>
         <w:jc w:val="both"/>
-        <w:rPr/>
-      </w:pPr>
-      <w:r>
-        <w:rPr>
-          <w:rtl w:val="0"/>
-        </w:rPr>
-        <w:t xml:space="preserve">O objetivo do trabalho é criar uma carteira de investimentos com seus dados subjetivos relacionados às razões da compra de cada ativo, ativos para ficar de olho, e dados de compra (para declaração de IR). As razões subjetivas são essenciais por conta da realização de um investimento com fundamento, que mantenha sua perenidade ao longo do tempo, com foco no longo prazo.</w:t>
+      </w:pPr>
+      <w:r>
+        <w:t>O objetivo do trabalho é criar uma carteira de investimentos com seus dados subjetivos relacionados às razões da compra de cada ativo, ativos para ficar de olho, e dados de compra (para declaração de IR). As razões subjetivas são essenciais por conta da re</w:t>
+      </w:r>
+      <w:r>
+        <w:t>alização de um investimento com fundamento, que mantenha sua perenidade ao longo do tempo, com foco no longo prazo.</w:t>
       </w:r>
     </w:p>
     <w:p>
       <w:pPr>
         <w:ind w:firstLine="720"/>
         <w:jc w:val="both"/>
-        <w:rPr/>
-      </w:pPr>
-      <w:r>
-        <w:rPr>
-          <w:rtl w:val="0"/>
-        </w:rPr>
-      </w:r>
+      </w:pPr>
     </w:p>
     <w:p>
       <w:pPr>
         <w:ind w:firstLine="720"/>
         <w:jc w:val="both"/>
-        <w:rPr/>
-      </w:pPr>
-      <w:r>
-        <w:rPr>
-          <w:rtl w:val="0"/>
-        </w:rPr>
-        <w:t xml:space="preserve">Diferente das ferramentas já amplamente utilizadas (TradeMap e Status Invest), que tem uma alta interação com os dados da bolsa em tempo real, o nosso busca focar no objetivo por trás de cada ativo, que traga a inerência ao seu valor atual. A principal motivação é a falta de um aplicativo com campos para razões subjetivas do ativo. O maior desafio será a organização da rigidez das colunas para criação de dados estatísticos.</w:t>
+      </w:pPr>
+      <w:r>
+        <w:t>Diferente das ferramentas já amplamente utilizadas (</w:t>
+      </w:r>
+      <w:proofErr w:type="spellStart"/>
+      <w:r>
+        <w:t>TradeMap</w:t>
+      </w:r>
+      <w:proofErr w:type="spellEnd"/>
+      <w:r>
+        <w:t xml:space="preserve"> e Status </w:t>
+      </w:r>
+      <w:proofErr w:type="spellStart"/>
+      <w:r>
+        <w:t>Invest</w:t>
+      </w:r>
+      <w:proofErr w:type="spellEnd"/>
+      <w:r>
+        <w:t>), que tem uma alta interação com os dados da bolsa em tempo re</w:t>
+      </w:r>
+      <w:r>
+        <w:t>al, o nosso busca focar no objetivo por trás de cada ativo, que traga a inerência ao seu valor atual. A principal motivação é a falta de um aplicativo com campos para razões subjetivas do ativo. O maior desafio será a organização da rigidez das colunas par</w:t>
+      </w:r>
+      <w:r>
+        <w:t>a criação de dados estatísticos.</w:t>
       </w:r>
     </w:p>
     <w:p>
       <w:pPr>
         <w:ind w:firstLine="720"/>
         <w:jc w:val="both"/>
-        <w:rPr/>
-      </w:pPr>
-      <w:r>
-        <w:rPr>
-          <w:rtl w:val="0"/>
-        </w:rPr>
-      </w:r>
+      </w:pPr>
     </w:p>
     <w:p>
       <w:pPr>
         <w:ind w:firstLine="720"/>
         <w:jc w:val="both"/>
-        <w:rPr/>
-      </w:pPr>
+      </w:pPr>
+      <w:r>
+        <w:t xml:space="preserve">O </w:t>
+      </w:r>
+      <w:proofErr w:type="spellStart"/>
+      <w:r>
+        <w:t>app</w:t>
+      </w:r>
+      <w:proofErr w:type="spellEnd"/>
+      <w:r>
+        <w:t xml:space="preserve"> seria desenvolvido para os investidores do estilo </w:t>
+      </w:r>
+      <w:proofErr w:type="spellStart"/>
       <w:r>
         <w:rPr>
-          <w:rtl w:val="0"/>
+          <w:i/>
         </w:rPr>
-        <w:t xml:space="preserve">O app seria desenvolvido para os investidores do estilo </w:t>
-      </w:r>
+        <w:t>buy</w:t>
+      </w:r>
+      <w:proofErr w:type="spellEnd"/>
       <w:r>
         <w:rPr>
-          <w:i w:val="1"/>
-          <w:rtl w:val="0"/>
+          <w:i/>
         </w:rPr>
-        <w:t xml:space="preserve">buy and hold </w:t>
-      </w:r>
+        <w:t xml:space="preserve"> </w:t>
+      </w:r>
+      <w:proofErr w:type="spellStart"/>
       <w:r>
         <w:rPr>
-          <w:rtl w:val="0"/>
+          <w:i/>
         </w:rPr>
-        <w:t xml:space="preserve">(comprar e guardar), que precisam de uma forma de guardar a sua estratégia presente para cada ativo.</w:t>
+        <w:t>and</w:t>
+      </w:r>
+      <w:proofErr w:type="spellEnd"/>
+      <w:r>
+        <w:rPr>
+          <w:i/>
+        </w:rPr>
+        <w:t xml:space="preserve"> </w:t>
+      </w:r>
+      <w:proofErr w:type="spellStart"/>
+      <w:r>
+        <w:rPr>
+          <w:i/>
+        </w:rPr>
+        <w:t>hold</w:t>
+      </w:r>
+      <w:proofErr w:type="spellEnd"/>
+      <w:r>
+        <w:rPr>
+          <w:i/>
+        </w:rPr>
+        <w:t xml:space="preserve"> </w:t>
+      </w:r>
+      <w:r>
+        <w:t>(comprar e guardar), que precisam de uma forma de guardar a sua estratégia presente para cada ativo.</w:t>
       </w:r>
     </w:p>
     <w:p>
       <w:pPr>
         <w:ind w:firstLine="720"/>
         <w:jc w:val="both"/>
-        <w:rPr/>
-      </w:pPr>
-      <w:r>
-        <w:rPr>
-          <w:rtl w:val="0"/>
-        </w:rPr>
-        <w:t xml:space="preserve">O sistema deverá ser rígido com suas colunas objetivas e um texto livre para colunas subjetivas, e uma interface agradável e simples.</w:t>
+      </w:pPr>
+      <w:r>
+        <w:t>O sistema deverá ser rígido com suas colunas objetiv</w:t>
+      </w:r>
+      <w:r>
+        <w:t>as e um texto livre para colunas subjetivas, e uma interface agradável e simples.</w:t>
       </w:r>
     </w:p>
     <w:p>
       <w:pPr>
         <w:ind w:firstLine="720"/>
         <w:jc w:val="both"/>
-        <w:rPr/>
-      </w:pPr>
-      <w:r>
-        <w:rPr>
-          <w:rtl w:val="0"/>
-        </w:rPr>
-      </w:r>
+      </w:pPr>
     </w:p>
     <w:p>
       <w:pPr>
         <w:ind w:firstLine="720"/>
         <w:jc w:val="both"/>
-        <w:rPr/>
-      </w:pPr>
-      <w:r>
+      </w:pPr>
+      <w:r>
+        <w:t>Utilizamos:</w:t>
+      </w:r>
+    </w:p>
+    <w:p>
+      <w:pPr>
+        <w:pStyle w:val="PargrafodaLista"/>
+        <w:numPr>
+          <w:ilvl w:val="0"/>
+          <w:numId w:val="1"/>
+        </w:numPr>
+        <w:jc w:val="both"/>
+      </w:pPr>
+      <w:r>
+        <w:t xml:space="preserve">Modelagem lógica por conta </w:t>
+      </w:r>
+      <w:proofErr w:type="gramStart"/>
+      <w:r>
+        <w:t>da</w:t>
+      </w:r>
+      <w:proofErr w:type="gramEnd"/>
+      <w:r>
+        <w:t xml:space="preserve"> dupla achar mais fácil e útil para criação de tabelas;</w:t>
+      </w:r>
+    </w:p>
+    <w:p>
+      <w:pPr>
+        <w:pStyle w:val="PargrafodaLista"/>
+        <w:numPr>
+          <w:ilvl w:val="0"/>
+          <w:numId w:val="1"/>
+        </w:numPr>
+        <w:jc w:val="both"/>
+      </w:pPr>
+      <w:r>
+        <w:t>9 relacionamentos NxN.</w:t>
+      </w:r>
+      <w:bookmarkStart w:id="1" w:name="_GoBack"/>
+      <w:bookmarkEnd w:id="1"/>
+    </w:p>
+    <w:p>
+      <w:pPr>
+        <w:jc w:val="both"/>
+      </w:pPr>
+    </w:p>
+    <w:p>
+      <w:pPr>
+        <w:ind w:firstLine="720"/>
+        <w:jc w:val="both"/>
+      </w:pPr>
+    </w:p>
+    <w:p>
+      <w:pPr>
+        <w:jc w:val="both"/>
+      </w:pPr>
+      <w:r>
+        <w:tab/>
+      </w:r>
+    </w:p>
+    <w:p>
+      <w:pPr>
+        <w:ind w:firstLine="720"/>
+      </w:pPr>
+    </w:p>
+    <w:p>
+      <w:pPr>
         <w:rPr>
-          <w:rtl w:val="0"/>
+          <w:b/>
         </w:rPr>
-      </w:r>
-    </w:p>
-    <w:tbl>
-      <w:tblPr>
-        <w:tblStyle w:val="Table1"/>
-        <w:tblW w:w="9020.940625665036" w:type="dxa"/>
-        <w:jc w:val="left"/>
-        <w:tblBorders>
-          <w:top w:color="000000" w:space="0" w:sz="0" w:val="nil"/>
-          <w:left w:color="000000" w:space="0" w:sz="0" w:val="nil"/>
-          <w:bottom w:color="000000" w:space="0" w:sz="0" w:val="nil"/>
-          <w:right w:color="000000" w:space="0" w:sz="0" w:val="nil"/>
-          <w:insideH w:color="000000" w:space="0" w:sz="0" w:val="nil"/>
-          <w:insideV w:color="000000" w:space="0" w:sz="0" w:val="nil"/>
-        </w:tblBorders>
-        <w:tblLayout w:type="fixed"/>
-        <w:tblLook w:val="0600"/>
-      </w:tblPr>
-      <w:tblGrid>
-        <w:gridCol w:w="1393.9014379959262"/>
-        <w:gridCol w:w="1010.5785425470467"/>
-        <w:gridCol w:w="2195.394764843584"/>
-        <w:gridCol w:w="1661.065880278479"/>
-        <w:gridCol w:w="570"/>
-        <w:gridCol w:w="2190"/>
-        <w:tblGridChange w:id="0">
-          <w:tblGrid>
-            <w:gridCol w:w="1393.9014379959262"/>
-            <w:gridCol w:w="1010.5785425470467"/>
-            <w:gridCol w:w="2195.394764843584"/>
-            <w:gridCol w:w="1661.065880278479"/>
-            <w:gridCol w:w="570"/>
-            <w:gridCol w:w="2190"/>
-          </w:tblGrid>
-        </w:tblGridChange>
-      </w:tblGrid>
-      <w:tr>
-        <w:trPr>
-          <w:cantSplit w:val="0"/>
-          <w:trHeight w:val="625" w:hRule="atLeast"/>
-          <w:tblHeader w:val="0"/>
-        </w:trPr>
-        <w:tc>
-          <w:tcPr>
-            <w:tcBorders>
-              <w:top w:color="000000" w:space="0" w:sz="0" w:val="nil"/>
-              <w:left w:color="000000" w:space="0" w:sz="0" w:val="nil"/>
-              <w:bottom w:color="000000" w:space="0" w:sz="0" w:val="nil"/>
-              <w:right w:color="000000" w:space="0" w:sz="0" w:val="nil"/>
-            </w:tcBorders>
-            <w:tcMar>
-              <w:top w:w="20.0" w:type="dxa"/>
-              <w:left w:w="20.0" w:type="dxa"/>
-              <w:bottom w:w="100.0" w:type="dxa"/>
-              <w:right w:w="20.0" w:type="dxa"/>
-            </w:tcMar>
-            <w:vAlign w:val="center"/>
-          </w:tcPr>
-          <w:p>
-            <w:pPr>
-              <w:keepNext w:val="0"/>
-              <w:keepLines w:val="0"/>
-              <w:pageBreakBefore w:val="0"/>
-              <w:widowControl w:val="0"/>
-              <w:pBdr>
-                <w:top w:space="0" w:sz="0" w:val="nil"/>
-                <w:left w:space="0" w:sz="0" w:val="nil"/>
-                <w:bottom w:space="0" w:sz="0" w:val="nil"/>
-                <w:right w:space="0" w:sz="0" w:val="nil"/>
-                <w:between w:space="0" w:sz="0" w:val="nil"/>
-              </w:pBdr>
-              <w:shd w:fill="auto" w:val="clear"/>
-              <w:spacing w:after="0" w:before="0" w:line="276" w:lineRule="auto"/>
-              <w:ind w:left="0" w:right="0" w:firstLine="0"/>
-              <w:jc w:val="left"/>
-              <w:rPr/>
-            </w:pPr>
-            <w:r>
-              <w:rPr>
-                <w:rtl w:val="0"/>
-              </w:rPr>
-            </w:r>
-          </w:p>
-        </w:tc>
-        <w:tc>
-          <w:tcPr>
-            <w:tcBorders>
-              <w:top w:color="000000" w:space="0" w:sz="0" w:val="nil"/>
-              <w:left w:color="000000" w:space="0" w:sz="0" w:val="nil"/>
-              <w:bottom w:color="000000" w:space="0" w:sz="0" w:val="nil"/>
-              <w:right w:color="000000" w:space="0" w:sz="0" w:val="nil"/>
-            </w:tcBorders>
-            <w:tcMar>
-              <w:top w:w="20.0" w:type="dxa"/>
-              <w:left w:w="20.0" w:type="dxa"/>
-              <w:bottom w:w="100.0" w:type="dxa"/>
-              <w:right w:w="20.0" w:type="dxa"/>
-            </w:tcMar>
-            <w:vAlign w:val="center"/>
-          </w:tcPr>
-          <w:p>
-            <w:pPr>
-              <w:ind w:firstLine="720"/>
-              <w:jc w:val="center"/>
-              <w:rPr/>
-            </w:pPr>
-            <w:r>
-              <w:rPr>
-                <w:rtl w:val="0"/>
-              </w:rPr>
-            </w:r>
-          </w:p>
-        </w:tc>
-        <w:tc>
-          <w:tcPr>
-            <w:tcBorders>
-              <w:top w:color="000000" w:space="0" w:sz="0" w:val="nil"/>
-              <w:left w:color="000000" w:space="0" w:sz="0" w:val="nil"/>
-              <w:bottom w:color="000000" w:space="0" w:sz="0" w:val="nil"/>
-              <w:right w:color="000000" w:space="0" w:sz="0" w:val="nil"/>
-            </w:tcBorders>
-            <w:tcMar>
-              <w:top w:w="20.0" w:type="dxa"/>
-              <w:left w:w="20.0" w:type="dxa"/>
-              <w:bottom w:w="100.0" w:type="dxa"/>
-              <w:right w:w="20.0" w:type="dxa"/>
-            </w:tcMar>
-            <w:vAlign w:val="center"/>
-          </w:tcPr>
-          <w:p>
-            <w:pPr>
-              <w:ind w:firstLine="720"/>
-              <w:jc w:val="left"/>
-              <w:rPr/>
-            </w:pPr>
-            <w:r>
-              <w:rPr>
-                <w:rtl w:val="0"/>
-              </w:rPr>
-            </w:r>
-          </w:p>
-        </w:tc>
-        <w:tc>
-          <w:tcPr>
-            <w:tcBorders>
-              <w:top w:color="000000" w:space="0" w:sz="0" w:val="nil"/>
-              <w:left w:color="000000" w:space="0" w:sz="0" w:val="nil"/>
-              <w:bottom w:color="000000" w:space="0" w:sz="0" w:val="nil"/>
-              <w:right w:color="000000" w:space="0" w:sz="0" w:val="nil"/>
-            </w:tcBorders>
-            <w:tcMar>
-              <w:top w:w="20.0" w:type="dxa"/>
-              <w:left w:w="20.0" w:type="dxa"/>
-              <w:bottom w:w="100.0" w:type="dxa"/>
-              <w:right w:w="20.0" w:type="dxa"/>
-            </w:tcMar>
-            <w:vAlign w:val="center"/>
-          </w:tcPr>
-          <w:p>
-            <w:pPr>
-              <w:ind w:left="0" w:firstLine="0"/>
-              <w:jc w:val="left"/>
-              <w:rPr/>
-            </w:pPr>
-            <w:r>
-              <w:rPr>
-                <w:rtl w:val="0"/>
-              </w:rPr>
-            </w:r>
-          </w:p>
-        </w:tc>
-        <w:tc>
-          <w:tcPr>
-            <w:tcBorders>
-              <w:top w:color="000000" w:space="0" w:sz="0" w:val="nil"/>
-              <w:left w:color="000000" w:space="0" w:sz="0" w:val="nil"/>
-              <w:bottom w:color="000000" w:space="0" w:sz="0" w:val="nil"/>
-              <w:right w:color="000000" w:space="0" w:sz="0" w:val="nil"/>
-            </w:tcBorders>
-            <w:tcMar>
-              <w:top w:w="20.0" w:type="dxa"/>
-              <w:left w:w="20.0" w:type="dxa"/>
-              <w:bottom w:w="100.0" w:type="dxa"/>
-              <w:right w:w="20.0" w:type="dxa"/>
-            </w:tcMar>
-            <w:vAlign w:val="center"/>
-          </w:tcPr>
-          <w:p>
-            <w:pPr>
-              <w:ind w:firstLine="720"/>
-              <w:jc w:val="center"/>
-              <w:rPr/>
-            </w:pPr>
-            <w:r>
-              <w:rPr>
-                <w:rtl w:val="0"/>
-              </w:rPr>
-            </w:r>
-          </w:p>
-        </w:tc>
-        <w:tc>
-          <w:tcPr>
-            <w:tcBorders>
-              <w:top w:color="000000" w:space="0" w:sz="0" w:val="nil"/>
-              <w:left w:color="000000" w:space="0" w:sz="0" w:val="nil"/>
-              <w:bottom w:color="000000" w:space="0" w:sz="0" w:val="nil"/>
-              <w:right w:color="000000" w:space="0" w:sz="0" w:val="nil"/>
-            </w:tcBorders>
-            <w:tcMar>
-              <w:top w:w="20.0" w:type="dxa"/>
-              <w:left w:w="20.0" w:type="dxa"/>
-              <w:bottom w:w="100.0" w:type="dxa"/>
-              <w:right w:w="20.0" w:type="dxa"/>
-            </w:tcMar>
-            <w:vAlign w:val="center"/>
-          </w:tcPr>
-          <w:p>
-            <w:pPr>
-              <w:ind w:firstLine="720"/>
-              <w:jc w:val="center"/>
-              <w:rPr>
-                <w:b w:val="1"/>
-                <w:sz w:val="40"/>
-                <w:szCs w:val="40"/>
-              </w:rPr>
-            </w:pPr>
-            <w:r>
-              <w:rPr>
-                <w:rtl w:val="0"/>
-              </w:rPr>
-            </w:r>
-          </w:p>
-        </w:tc>
-      </w:tr>
-    </w:tbl>
-    <w:p>
-      <w:pPr>
-        <w:ind w:left="0" w:firstLine="0"/>
-        <w:jc w:val="both"/>
-        <w:rPr/>
-      </w:pPr>
-      <w:r>
-        <w:rPr>
-          <w:rtl w:val="0"/>
-        </w:rPr>
-      </w:r>
-    </w:p>
-    <w:p>
-      <w:pPr>
-        <w:ind w:firstLine="720"/>
-        <w:rPr/>
-      </w:pPr>
-      <w:r>
-        <w:rPr>
-          <w:rtl w:val="0"/>
-        </w:rPr>
-      </w:r>
-    </w:p>
-    <w:p>
-      <w:pPr>
-        <w:rPr>
-          <w:b w:val="1"/>
-        </w:rPr>
-      </w:pPr>
-      <w:r>
-        <w:rPr>
-          <w:rtl w:val="0"/>
-        </w:rPr>
-      </w:r>
+      </w:pPr>
     </w:p>
     <w:sectPr>
-      <w:pgSz w:h="16834" w:w="11909" w:orient="portrait"/>
-      <w:pgMar w:bottom="1440" w:top="1440" w:left="1440" w:right="1440" w:header="720" w:footer="720"/>
+      <w:pgSz w:w="11909" w:h="16834"/>
+      <w:pgMar w:top="1440" w:right="1440" w:bottom="1440" w:left="1440" w:header="720" w:footer="720" w:gutter="0"/>
       <w:pgNumType w:start="1"/>
+      <w:cols w:space="720"/>
     </w:sectPr>
   </w:body>
 </w:document>
 </file>
 
 <file path=word/numbering.xml><?xml version="1.0" encoding="utf-8"?>
-<w:numbering xmlns:mc="http://schemas.openxmlformats.org/markup-compatibility/2006" xmlns:o="urn:schemas-microsoft-com:office:office" xmlns:r="http://schemas.openxmlformats.org/officeDocument/2006/relationships" xmlns:m="http://schemas.openxmlformats.org/officeDocument/2006/math" xmlns:v="urn:schemas-microsoft-com:vml" xmlns:wp="http://schemas.openxmlformats.org/drawingml/2006/wordprocessingDrawing" xmlns:w10="urn:schemas-microsoft-com:office:word" xmlns:w="http://schemas.openxmlformats.org/wordprocessingml/2006/main" xmlns:wne="http://schemas.microsoft.com/office/word/2006/wordml" xmlns:sl="http://schemas.openxmlformats.org/schemaLibrary/2006/main" xmlns:a="http://schemas.openxmlformats.org/drawingml/2006/main" xmlns:pic="http://schemas.openxmlformats.org/drawingml/2006/picture" xmlns:c="http://schemas.openxmlformats.org/drawingml/2006/chart" xmlns:lc="http://schemas.openxmlformats.org/drawingml/2006/lockedCanvas" xmlns:dgm="http://schemas.openxmlformats.org/drawingml/2006/diagram" xmlns:wps="http://schemas.microsoft.com/office/word/2010/wordprocessingShape" xmlns:wpg="http://schemas.microsoft.com/office/word/2010/wordprocessingGroup" xmlns:w14="http://schemas.microsoft.com/office/word/2010/wordml" xmlns:w15="http://schemas.microsoft.com/office/word/2012/wordml"/>
+<w:numbering xmlns:wpc="http://schemas.microsoft.com/office/word/2010/wordprocessingCanvas" xmlns:cx="http://schemas.microsoft.com/office/drawing/2014/chartex" xmlns:mc="http://schemas.openxmlformats.org/markup-compatibility/2006" xmlns:o="urn:schemas-microsoft-com:office:office" xmlns:r="http://schemas.openxmlformats.org/officeDocument/2006/relationships" xmlns:m="http://schemas.openxmlformats.org/officeDocument/2006/math" xmlns:v="urn:schemas-microsoft-com:vml" xmlns:wp14="http://schemas.microsoft.com/office/word/2010/wordprocessingDrawing" xmlns:wp="http://schemas.openxmlformats.org/drawingml/2006/wordprocessingDrawing" xmlns:w10="urn:schemas-microsoft-com:office:word" xmlns:w="http://schemas.openxmlformats.org/wordprocessingml/2006/main" xmlns:w14="http://schemas.microsoft.com/office/word/2010/wordml" xmlns:w15="http://schemas.microsoft.com/office/word/2012/wordml" xmlns:w16se="http://schemas.microsoft.com/office/word/2015/wordml/symex" xmlns:wpg="http://schemas.microsoft.com/office/word/2010/wordprocessingGroup" xmlns:wpi="http://schemas.microsoft.com/office/word/2010/wordprocessingInk" xmlns:wne="http://schemas.microsoft.com/office/word/2006/wordml" xmlns:wps="http://schemas.microsoft.com/office/word/2010/wordprocessingShape" mc:Ignorable="w14 w15 w16se wp14">
+  <w:abstractNum w:abstractNumId="0" w15:restartNumberingAfterBreak="0">
+    <w:nsid w:val="2FA92D9D"/>
+    <w:multiLevelType w:val="hybridMultilevel"/>
+    <w:tmpl w:val="160645CC"/>
+    <w:lvl w:ilvl="0" w:tplc="04160001">
+      <w:start w:val="1"/>
+      <w:numFmt w:val="bullet"/>
+      <w:lvlText w:val=""/>
+      <w:lvlJc w:val="left"/>
+      <w:pPr>
+        <w:ind w:left="1500" w:hanging="360"/>
+      </w:pPr>
+      <w:rPr>
+        <w:rFonts w:ascii="Symbol" w:hAnsi="Symbol" w:hint="default"/>
+      </w:rPr>
+    </w:lvl>
+    <w:lvl w:ilvl="1" w:tplc="04160003" w:tentative="1">
+      <w:start w:val="1"/>
+      <w:numFmt w:val="bullet"/>
+      <w:lvlText w:val="o"/>
+      <w:lvlJc w:val="left"/>
+      <w:pPr>
+        <w:ind w:left="2220" w:hanging="360"/>
+      </w:pPr>
+      <w:rPr>
+        <w:rFonts w:ascii="Courier New" w:hAnsi="Courier New" w:cs="Courier New" w:hint="default"/>
+      </w:rPr>
+    </w:lvl>
+    <w:lvl w:ilvl="2" w:tplc="04160005" w:tentative="1">
+      <w:start w:val="1"/>
+      <w:numFmt w:val="bullet"/>
+      <w:lvlText w:val=""/>
+      <w:lvlJc w:val="left"/>
+      <w:pPr>
+        <w:ind w:left="2940" w:hanging="360"/>
+      </w:pPr>
+      <w:rPr>
+        <w:rFonts w:ascii="Wingdings" w:hAnsi="Wingdings" w:hint="default"/>
+      </w:rPr>
+    </w:lvl>
+    <w:lvl w:ilvl="3" w:tplc="04160001" w:tentative="1">
+      <w:start w:val="1"/>
+      <w:numFmt w:val="bullet"/>
+      <w:lvlText w:val=""/>
+      <w:lvlJc w:val="left"/>
+      <w:pPr>
+        <w:ind w:left="3660" w:hanging="360"/>
+      </w:pPr>
+      <w:rPr>
+        <w:rFonts w:ascii="Symbol" w:hAnsi="Symbol" w:hint="default"/>
+      </w:rPr>
+    </w:lvl>
+    <w:lvl w:ilvl="4" w:tplc="04160003" w:tentative="1">
+      <w:start w:val="1"/>
+      <w:numFmt w:val="bullet"/>
+      <w:lvlText w:val="o"/>
+      <w:lvlJc w:val="left"/>
+      <w:pPr>
+        <w:ind w:left="4380" w:hanging="360"/>
+      </w:pPr>
+      <w:rPr>
+        <w:rFonts w:ascii="Courier New" w:hAnsi="Courier New" w:cs="Courier New" w:hint="default"/>
+      </w:rPr>
+    </w:lvl>
+    <w:lvl w:ilvl="5" w:tplc="04160005" w:tentative="1">
+      <w:start w:val="1"/>
+      <w:numFmt w:val="bullet"/>
+      <w:lvlText w:val=""/>
+      <w:lvlJc w:val="left"/>
+      <w:pPr>
+        <w:ind w:left="5100" w:hanging="360"/>
+      </w:pPr>
+      <w:rPr>
+        <w:rFonts w:ascii="Wingdings" w:hAnsi="Wingdings" w:hint="default"/>
+      </w:rPr>
+    </w:lvl>
+    <w:lvl w:ilvl="6" w:tplc="04160001" w:tentative="1">
+      <w:start w:val="1"/>
+      <w:numFmt w:val="bullet"/>
+      <w:lvlText w:val=""/>
+      <w:lvlJc w:val="left"/>
+      <w:pPr>
+        <w:ind w:left="5820" w:hanging="360"/>
+      </w:pPr>
+      <w:rPr>
+        <w:rFonts w:ascii="Symbol" w:hAnsi="Symbol" w:hint="default"/>
+      </w:rPr>
+    </w:lvl>
+    <w:lvl w:ilvl="7" w:tplc="04160003" w:tentative="1">
+      <w:start w:val="1"/>
+      <w:numFmt w:val="bullet"/>
+      <w:lvlText w:val="o"/>
+      <w:lvlJc w:val="left"/>
+      <w:pPr>
+        <w:ind w:left="6540" w:hanging="360"/>
+      </w:pPr>
+      <w:rPr>
+        <w:rFonts w:ascii="Courier New" w:hAnsi="Courier New" w:cs="Courier New" w:hint="default"/>
+      </w:rPr>
+    </w:lvl>
+    <w:lvl w:ilvl="8" w:tplc="04160005" w:tentative="1">
+      <w:start w:val="1"/>
+      <w:numFmt w:val="bullet"/>
+      <w:lvlText w:val=""/>
+      <w:lvlJc w:val="left"/>
+      <w:pPr>
+        <w:ind w:left="7260" w:hanging="360"/>
+      </w:pPr>
+      <w:rPr>
+        <w:rFonts w:ascii="Wingdings" w:hAnsi="Wingdings" w:hint="default"/>
+      </w:rPr>
+    </w:lvl>
+  </w:abstractNum>
+  <w:num w:numId="1">
+    <w:abstractNumId w:val="0"/>
+  </w:num>
+</w:numbering>
 </file>
 
 <file path=word/styles.xml><?xml version="1.0" encoding="utf-8"?>
-<w:styles xmlns:mc="http://schemas.openxmlformats.org/markup-compatibility/2006" xmlns:o="urn:schemas-microsoft-com:office:office" xmlns:r="http://schemas.openxmlformats.org/officeDocument/2006/relationships" xmlns:m="http://schemas.openxmlformats.org/officeDocument/2006/math" xmlns:v="urn:schemas-microsoft-com:vml" xmlns:wp="http://schemas.openxmlformats.org/drawingml/2006/wordprocessingDrawing" xmlns:w10="urn:schemas-microsoft-com:office:word" xmlns:w="http://schemas.openxmlformats.org/wordprocessingml/2006/main" xmlns:wne="http://schemas.microsoft.com/office/word/2006/wordml" xmlns:sl="http://schemas.openxmlformats.org/schemaLibrary/2006/main" xmlns:a="http://schemas.openxmlformats.org/drawingml/2006/main" xmlns:pic="http://schemas.openxmlformats.org/drawingml/2006/picture" xmlns:c="http://schemas.openxmlformats.org/drawingml/2006/chart" xmlns:lc="http://schemas.openxmlformats.org/drawingml/2006/lockedCanvas" xmlns:dgm="http://schemas.openxmlformats.org/drawingml/2006/diagram" xmlns:wps="http://schemas.microsoft.com/office/word/2010/wordprocessingShape" xmlns:wpg="http://schemas.microsoft.com/office/word/2010/wordprocessingGroup" xmlns:w14="http://schemas.microsoft.com/office/word/2010/wordml" xmlns:w15="http://schemas.microsoft.com/office/word/2012/wordml">
+<w:styles xmlns:mc="http://schemas.openxmlformats.org/markup-compatibility/2006" xmlns:r="http://schemas.openxmlformats.org/officeDocument/2006/relationships" xmlns:w="http://schemas.openxmlformats.org/wordprocessingml/2006/main" xmlns:w14="http://schemas.microsoft.com/office/word/2010/wordml" xmlns:w15="http://schemas.microsoft.com/office/word/2012/wordml" xmlns:w16se="http://schemas.microsoft.com/office/word/2015/wordml/symex" mc:Ignorable="w14 w15 w16se">
   <w:docDefaults>
     <w:rPrDefault>
       <w:rPr>
-        <w:rFonts w:ascii="Arial" w:cs="Arial" w:eastAsia="Arial" w:hAnsi="Arial"/>
+        <w:rFonts w:ascii="Arial" w:eastAsia="Arial" w:hAnsi="Arial" w:cs="Arial"/>
         <w:sz w:val="22"/>
         <w:szCs w:val="22"/>
-        <w:lang w:val="pt_BR"/>
+        <w:lang w:val="pt-BR" w:eastAsia="pt-BR" w:bidi="ar-SA"/>
       </w:rPr>
     </w:rPrDefault>
     <w:pPrDefault>
@@ -468,69 +407,437 @@
       </w:pPr>
     </w:pPrDefault>
   </w:docDefaults>
-  <w:style w:type="paragraph" w:styleId="Normal" w:default="1">
-    <w:name w:val="normal"/>
-  </w:style>
-  <w:style w:type="table" w:styleId="TableNormal" w:default="1">
-    <w:name w:val="Table Normal"/>
-  </w:style>
-  <w:style w:type="paragraph" w:styleId="Heading1">
+  <w:latentStyles w:defLockedState="0" w:defUIPriority="99" w:defSemiHidden="0" w:defUnhideWhenUsed="0" w:defQFormat="0" w:count="371">
+    <w:lsdException w:name="Normal" w:uiPriority="0" w:qFormat="1"/>
+    <w:lsdException w:name="heading 1" w:uiPriority="9" w:qFormat="1"/>
+    <w:lsdException w:name="heading 2" w:semiHidden="1" w:uiPriority="9" w:unhideWhenUsed="1" w:qFormat="1"/>
+    <w:lsdException w:name="heading 3" w:semiHidden="1" w:uiPriority="9" w:unhideWhenUsed="1" w:qFormat="1"/>
+    <w:lsdException w:name="heading 4" w:semiHidden="1" w:uiPriority="9" w:unhideWhenUsed="1" w:qFormat="1"/>
+    <w:lsdException w:name="heading 5" w:semiHidden="1" w:uiPriority="9" w:unhideWhenUsed="1" w:qFormat="1"/>
+    <w:lsdException w:name="heading 6" w:semiHidden="1" w:uiPriority="9" w:unhideWhenUsed="1" w:qFormat="1"/>
+    <w:lsdException w:name="heading 7" w:semiHidden="1" w:uiPriority="9" w:unhideWhenUsed="1" w:qFormat="1"/>
+    <w:lsdException w:name="heading 8" w:semiHidden="1" w:uiPriority="9" w:unhideWhenUsed="1" w:qFormat="1"/>
+    <w:lsdException w:name="heading 9" w:semiHidden="1" w:uiPriority="9" w:unhideWhenUsed="1" w:qFormat="1"/>
+    <w:lsdException w:name="index 1" w:semiHidden="1" w:unhideWhenUsed="1"/>
+    <w:lsdException w:name="index 2" w:semiHidden="1" w:unhideWhenUsed="1"/>
+    <w:lsdException w:name="index 3" w:semiHidden="1" w:unhideWhenUsed="1"/>
+    <w:lsdException w:name="index 4" w:semiHidden="1" w:unhideWhenUsed="1"/>
+    <w:lsdException w:name="index 5" w:semiHidden="1" w:unhideWhenUsed="1"/>
+    <w:lsdException w:name="index 6" w:semiHidden="1" w:unhideWhenUsed="1"/>
+    <w:lsdException w:name="index 7" w:semiHidden="1" w:unhideWhenUsed="1"/>
+    <w:lsdException w:name="index 8" w:semiHidden="1" w:unhideWhenUsed="1"/>
+    <w:lsdException w:name="index 9" w:semiHidden="1" w:unhideWhenUsed="1"/>
+    <w:lsdException w:name="toc 1" w:semiHidden="1" w:uiPriority="39" w:unhideWhenUsed="1"/>
+    <w:lsdException w:name="toc 2" w:semiHidden="1" w:uiPriority="39" w:unhideWhenUsed="1"/>
+    <w:lsdException w:name="toc 3" w:semiHidden="1" w:uiPriority="39" w:unhideWhenUsed="1"/>
+    <w:lsdException w:name="toc 4" w:semiHidden="1" w:uiPriority="39" w:unhideWhenUsed="1"/>
+    <w:lsdException w:name="toc 5" w:semiHidden="1" w:uiPriority="39" w:unhideWhenUsed="1"/>
+    <w:lsdException w:name="toc 6" w:semiHidden="1" w:uiPriority="39" w:unhideWhenUsed="1"/>
+    <w:lsdException w:name="toc 7" w:semiHidden="1" w:uiPriority="39" w:unhideWhenUsed="1"/>
+    <w:lsdException w:name="toc 8" w:semiHidden="1" w:uiPriority="39" w:unhideWhenUsed="1"/>
+    <w:lsdException w:name="toc 9" w:semiHidden="1" w:uiPriority="39" w:unhideWhenUsed="1"/>
+    <w:lsdException w:name="Normal Indent" w:semiHidden="1" w:unhideWhenUsed="1"/>
+    <w:lsdException w:name="footnote text" w:semiHidden="1" w:unhideWhenUsed="1"/>
+    <w:lsdException w:name="annotation text" w:semiHidden="1" w:unhideWhenUsed="1"/>
+    <w:lsdException w:name="header" w:semiHidden="1" w:unhideWhenUsed="1"/>
+    <w:lsdException w:name="footer" w:semiHidden="1" w:unhideWhenUsed="1"/>
+    <w:lsdException w:name="index heading" w:semiHidden="1" w:unhideWhenUsed="1"/>
+    <w:lsdException w:name="caption" w:semiHidden="1" w:uiPriority="35" w:unhideWhenUsed="1" w:qFormat="1"/>
+    <w:lsdException w:name="table of figures" w:semiHidden="1" w:unhideWhenUsed="1"/>
+    <w:lsdException w:name="envelope address" w:semiHidden="1" w:unhideWhenUsed="1"/>
+    <w:lsdException w:name="envelope return" w:semiHidden="1" w:unhideWhenUsed="1"/>
+    <w:lsdException w:name="footnote reference" w:semiHidden="1" w:unhideWhenUsed="1"/>
+    <w:lsdException w:name="annotation reference" w:semiHidden="1" w:unhideWhenUsed="1"/>
+    <w:lsdException w:name="line number" w:semiHidden="1" w:unhideWhenUsed="1"/>
+    <w:lsdException w:name="page number" w:semiHidden="1" w:unhideWhenUsed="1"/>
+    <w:lsdException w:name="endnote reference" w:semiHidden="1" w:unhideWhenUsed="1"/>
+    <w:lsdException w:name="endnote text" w:semiHidden="1" w:unhideWhenUsed="1"/>
+    <w:lsdException w:name="table of authorities" w:semiHidden="1" w:unhideWhenUsed="1"/>
+    <w:lsdException w:name="macro" w:semiHidden="1" w:unhideWhenUsed="1"/>
+    <w:lsdException w:name="toa heading" w:semiHidden="1" w:unhideWhenUsed="1"/>
+    <w:lsdException w:name="List" w:semiHidden="1" w:unhideWhenUsed="1"/>
+    <w:lsdException w:name="List Bullet" w:semiHidden="1" w:unhideWhenUsed="1"/>
+    <w:lsdException w:name="List Number" w:semiHidden="1" w:unhideWhenUsed="1"/>
+    <w:lsdException w:name="List 2" w:semiHidden="1" w:unhideWhenUsed="1"/>
+    <w:lsdException w:name="List 3" w:semiHidden="1" w:unhideWhenUsed="1"/>
+    <w:lsdException w:name="List 4" w:semiHidden="1" w:unhideWhenUsed="1"/>
+    <w:lsdException w:name="List 5" w:semiHidden="1" w:unhideWhenUsed="1"/>
+    <w:lsdException w:name="List Bullet 2" w:semiHidden="1" w:unhideWhenUsed="1"/>
+    <w:lsdException w:name="List Bullet 3" w:semiHidden="1" w:unhideWhenUsed="1"/>
+    <w:lsdException w:name="List Bullet 4" w:semiHidden="1" w:unhideWhenUsed="1"/>
+    <w:lsdException w:name="List Bullet 5" w:semiHidden="1" w:unhideWhenUsed="1"/>
+    <w:lsdException w:name="List Number 2" w:semiHidden="1" w:unhideWhenUsed="1"/>
+    <w:lsdException w:name="List Number 3" w:semiHidden="1" w:unhideWhenUsed="1"/>
+    <w:lsdException w:name="List Number 4" w:semiHidden="1" w:unhideWhenUsed="1"/>
+    <w:lsdException w:name="List Number 5" w:semiHidden="1" w:unhideWhenUsed="1"/>
+    <w:lsdException w:name="Title" w:uiPriority="10" w:qFormat="1"/>
+    <w:lsdException w:name="Closing" w:semiHidden="1" w:unhideWhenUsed="1"/>
+    <w:lsdException w:name="Signature" w:semiHidden="1" w:unhideWhenUsed="1"/>
+    <w:lsdException w:name="Default Paragraph Font" w:semiHidden="1" w:uiPriority="1" w:unhideWhenUsed="1"/>
+    <w:lsdException w:name="Body Text" w:semiHidden="1" w:unhideWhenUsed="1"/>
+    <w:lsdException w:name="Body Text Indent" w:semiHidden="1" w:unhideWhenUsed="1"/>
+    <w:lsdException w:name="List Continue" w:semiHidden="1" w:unhideWhenUsed="1"/>
+    <w:lsdException w:name="List Continue 2" w:semiHidden="1" w:unhideWhenUsed="1"/>
+    <w:lsdException w:name="List Continue 3" w:semiHidden="1" w:unhideWhenUsed="1"/>
+    <w:lsdException w:name="List Continue 4" w:semiHidden="1" w:unhideWhenUsed="1"/>
+    <w:lsdException w:name="List Continue 5" w:semiHidden="1" w:unhideWhenUsed="1"/>
+    <w:lsdException w:name="Message Header" w:semiHidden="1" w:unhideWhenUsed="1"/>
+    <w:lsdException w:name="Subtitle" w:uiPriority="11" w:qFormat="1"/>
+    <w:lsdException w:name="Salutation" w:semiHidden="1" w:unhideWhenUsed="1"/>
+    <w:lsdException w:name="Date" w:semiHidden="1" w:unhideWhenUsed="1"/>
+    <w:lsdException w:name="Body Text First Indent" w:semiHidden="1" w:unhideWhenUsed="1"/>
+    <w:lsdException w:name="Body Text First Indent 2" w:semiHidden="1" w:unhideWhenUsed="1"/>
+    <w:lsdException w:name="Note Heading" w:semiHidden="1" w:unhideWhenUsed="1"/>
+    <w:lsdException w:name="Body Text 2" w:semiHidden="1" w:unhideWhenUsed="1"/>
+    <w:lsdException w:name="Body Text 3" w:semiHidden="1" w:unhideWhenUsed="1"/>
+    <w:lsdException w:name="Body Text Indent 2" w:semiHidden="1" w:unhideWhenUsed="1"/>
+    <w:lsdException w:name="Body Text Indent 3" w:semiHidden="1" w:unhideWhenUsed="1"/>
+    <w:lsdException w:name="Block Text" w:semiHidden="1" w:unhideWhenUsed="1"/>
+    <w:lsdException w:name="Hyperlink" w:semiHidden="1" w:unhideWhenUsed="1"/>
+    <w:lsdException w:name="FollowedHyperlink" w:semiHidden="1" w:unhideWhenUsed="1"/>
+    <w:lsdException w:name="Strong" w:uiPriority="22" w:qFormat="1"/>
+    <w:lsdException w:name="Emphasis" w:uiPriority="20" w:qFormat="1"/>
+    <w:lsdException w:name="Document Map" w:semiHidden="1" w:unhideWhenUsed="1"/>
+    <w:lsdException w:name="Plain Text" w:semiHidden="1" w:unhideWhenUsed="1"/>
+    <w:lsdException w:name="E-mail Signature" w:semiHidden="1" w:unhideWhenUsed="1"/>
+    <w:lsdException w:name="HTML Top of Form" w:semiHidden="1" w:unhideWhenUsed="1"/>
+    <w:lsdException w:name="HTML Bottom of Form" w:semiHidden="1" w:unhideWhenUsed="1"/>
+    <w:lsdException w:name="Normal (Web)" w:semiHidden="1" w:unhideWhenUsed="1"/>
+    <w:lsdException w:name="HTML Acronym" w:semiHidden="1" w:unhideWhenUsed="1"/>
+    <w:lsdException w:name="HTML Address" w:semiHidden="1" w:unhideWhenUsed="1"/>
+    <w:lsdException w:name="HTML Cite" w:semiHidden="1" w:unhideWhenUsed="1"/>
+    <w:lsdException w:name="HTML Code" w:semiHidden="1" w:unhideWhenUsed="1"/>
+    <w:lsdException w:name="HTML Definition" w:semiHidden="1" w:unhideWhenUsed="1"/>
+    <w:lsdException w:name="HTML Keyboard" w:semiHidden="1" w:unhideWhenUsed="1"/>
+    <w:lsdException w:name="HTML Preformatted" w:semiHidden="1" w:unhideWhenUsed="1"/>
+    <w:lsdException w:name="HTML Sample" w:semiHidden="1" w:unhideWhenUsed="1"/>
+    <w:lsdException w:name="HTML Typewriter" w:semiHidden="1" w:unhideWhenUsed="1"/>
+    <w:lsdException w:name="HTML Variable" w:semiHidden="1" w:unhideWhenUsed="1"/>
+    <w:lsdException w:name="Normal Table" w:semiHidden="1" w:unhideWhenUsed="1"/>
+    <w:lsdException w:name="annotation subject" w:semiHidden="1" w:unhideWhenUsed="1"/>
+    <w:lsdException w:name="No List" w:semiHidden="1" w:unhideWhenUsed="1"/>
+    <w:lsdException w:name="Outline List 1" w:semiHidden="1" w:unhideWhenUsed="1"/>
+    <w:lsdException w:name="Outline List 2" w:semiHidden="1" w:unhideWhenUsed="1"/>
+    <w:lsdException w:name="Outline List 3" w:semiHidden="1" w:unhideWhenUsed="1"/>
+    <w:lsdException w:name="Table Simple 1" w:semiHidden="1" w:unhideWhenUsed="1"/>
+    <w:lsdException w:name="Table Simple 2" w:semiHidden="1" w:unhideWhenUsed="1"/>
+    <w:lsdException w:name="Table Simple 3" w:semiHidden="1" w:unhideWhenUsed="1"/>
+    <w:lsdException w:name="Table Classic 1" w:semiHidden="1" w:unhideWhenUsed="1"/>
+    <w:lsdException w:name="Table Classic 2" w:semiHidden="1" w:unhideWhenUsed="1"/>
+    <w:lsdException w:name="Table Classic 3" w:semiHidden="1" w:unhideWhenUsed="1"/>
+    <w:lsdException w:name="Table Classic 4" w:semiHidden="1" w:unhideWhenUsed="1"/>
+    <w:lsdException w:name="Table Colorful 1" w:semiHidden="1" w:unhideWhenUsed="1"/>
+    <w:lsdException w:name="Table Colorful 2" w:semiHidden="1" w:unhideWhenUsed="1"/>
+    <w:lsdException w:name="Table Colorful 3" w:semiHidden="1" w:unhideWhenUsed="1"/>
+    <w:lsdException w:name="Table Columns 1" w:semiHidden="1" w:unhideWhenUsed="1"/>
+    <w:lsdException w:name="Table Columns 2" w:semiHidden="1" w:unhideWhenUsed="1"/>
+    <w:lsdException w:name="Table Columns 3" w:semiHidden="1" w:unhideWhenUsed="1"/>
+    <w:lsdException w:name="Table Columns 4" w:semiHidden="1" w:unhideWhenUsed="1"/>
+    <w:lsdException w:name="Table Columns 5" w:semiHidden="1" w:unhideWhenUsed="1"/>
+    <w:lsdException w:name="Table Grid 1" w:semiHidden="1" w:unhideWhenUsed="1"/>
+    <w:lsdException w:name="Table Grid 2" w:semiHidden="1" w:unhideWhenUsed="1"/>
+    <w:lsdException w:name="Table Grid 3" w:semiHidden="1" w:unhideWhenUsed="1"/>
+    <w:lsdException w:name="Table Grid 4" w:semiHidden="1" w:unhideWhenUsed="1"/>
+    <w:lsdException w:name="Table Grid 5" w:semiHidden="1" w:unhideWhenUsed="1"/>
+    <w:lsdException w:name="Table Grid 6" w:semiHidden="1" w:unhideWhenUsed="1"/>
+    <w:lsdException w:name="Table Grid 7" w:semiHidden="1" w:unhideWhenUsed="1"/>
+    <w:lsdException w:name="Table Grid 8" w:semiHidden="1" w:unhideWhenUsed="1"/>
+    <w:lsdException w:name="Table List 1" w:semiHidden="1" w:unhideWhenUsed="1"/>
+    <w:lsdException w:name="Table List 2" w:semiHidden="1" w:unhideWhenUsed="1"/>
+    <w:lsdException w:name="Table List 3" w:semiHidden="1" w:unhideWhenUsed="1"/>
+    <w:lsdException w:name="Table List 4" w:semiHidden="1" w:unhideWhenUsed="1"/>
+    <w:lsdException w:name="Table List 5" w:semiHidden="1" w:unhideWhenUsed="1"/>
+    <w:lsdException w:name="Table List 6" w:semiHidden="1" w:unhideWhenUsed="1"/>
+    <w:lsdException w:name="Table List 7" w:semiHidden="1" w:unhideWhenUsed="1"/>
+    <w:lsdException w:name="Table List 8" w:semiHidden="1" w:unhideWhenUsed="1"/>
+    <w:lsdException w:name="Table 3D effects 1" w:semiHidden="1" w:unhideWhenUsed="1"/>
+    <w:lsdException w:name="Table 3D effects 2" w:semiHidden="1" w:unhideWhenUsed="1"/>
+    <w:lsdException w:name="Table 3D effects 3" w:semiHidden="1" w:unhideWhenUsed="1"/>
+    <w:lsdException w:name="Table Contemporary" w:semiHidden="1" w:unhideWhenUsed="1"/>
+    <w:lsdException w:name="Table Elegant" w:semiHidden="1" w:unhideWhenUsed="1"/>
+    <w:lsdException w:name="Table Professional" w:semiHidden="1" w:unhideWhenUsed="1"/>
+    <w:lsdException w:name="Table Subtle 1" w:semiHidden="1" w:unhideWhenUsed="1"/>
+    <w:lsdException w:name="Table Subtle 2" w:semiHidden="1" w:unhideWhenUsed="1"/>
+    <w:lsdException w:name="Table Web 1" w:semiHidden="1" w:unhideWhenUsed="1"/>
+    <w:lsdException w:name="Table Web 2" w:semiHidden="1" w:unhideWhenUsed="1"/>
+    <w:lsdException w:name="Table Web 3" w:semiHidden="1" w:unhideWhenUsed="1"/>
+    <w:lsdException w:name="Balloon Text" w:semiHidden="1" w:unhideWhenUsed="1"/>
+    <w:lsdException w:name="Table Grid" w:uiPriority="39"/>
+    <w:lsdException w:name="Table Theme" w:semiHidden="1" w:unhideWhenUsed="1"/>
+    <w:lsdException w:name="Placeholder Text" w:semiHidden="1"/>
+    <w:lsdException w:name="No Spacing" w:uiPriority="1" w:qFormat="1"/>
+    <w:lsdException w:name="Light Shading" w:uiPriority="60"/>
+    <w:lsdException w:name="Light List" w:uiPriority="61"/>
+    <w:lsdException w:name="Light Grid" w:uiPriority="62"/>
+    <w:lsdException w:name="Medium Shading 1" w:uiPriority="63"/>
+    <w:lsdException w:name="Medium Shading 2" w:uiPriority="64"/>
+    <w:lsdException w:name="Medium List 1" w:uiPriority="65"/>
+    <w:lsdException w:name="Medium List 2" w:uiPriority="66"/>
+    <w:lsdException w:name="Medium Grid 1" w:uiPriority="67"/>
+    <w:lsdException w:name="Medium Grid 2" w:uiPriority="68"/>
+    <w:lsdException w:name="Medium Grid 3" w:uiPriority="69"/>
+    <w:lsdException w:name="Dark List" w:uiPriority="70"/>
+    <w:lsdException w:name="Colorful Shading" w:uiPriority="71"/>
+    <w:lsdException w:name="Colorful List" w:uiPriority="72"/>
+    <w:lsdException w:name="Colorful Grid" w:uiPriority="73"/>
+    <w:lsdException w:name="Light Shading Accent 1" w:uiPriority="60"/>
+    <w:lsdException w:name="Light List Accent 1" w:uiPriority="61"/>
+    <w:lsdException w:name="Light Grid Accent 1" w:uiPriority="62"/>
+    <w:lsdException w:name="Medium Shading 1 Accent 1" w:uiPriority="63"/>
+    <w:lsdException w:name="Medium Shading 2 Accent 1" w:uiPriority="64"/>
+    <w:lsdException w:name="Medium List 1 Accent 1" w:uiPriority="65"/>
+    <w:lsdException w:name="Revision" w:semiHidden="1"/>
+    <w:lsdException w:name="List Paragraph" w:uiPriority="34" w:qFormat="1"/>
+    <w:lsdException w:name="Quote" w:uiPriority="29" w:qFormat="1"/>
+    <w:lsdException w:name="Intense Quote" w:uiPriority="30" w:qFormat="1"/>
+    <w:lsdException w:name="Medium List 2 Accent 1" w:uiPriority="66"/>
+    <w:lsdException w:name="Medium Grid 1 Accent 1" w:uiPriority="67"/>
+    <w:lsdException w:name="Medium Grid 2 Accent 1" w:uiPriority="68"/>
+    <w:lsdException w:name="Medium Grid 3 Accent 1" w:uiPriority="69"/>
+    <w:lsdException w:name="Dark List Accent 1" w:uiPriority="70"/>
+    <w:lsdException w:name="Colorful Shading Accent 1" w:uiPriority="71"/>
+    <w:lsdException w:name="Colorful List Accent 1" w:uiPriority="72"/>
+    <w:lsdException w:name="Colorful Grid Accent 1" w:uiPriority="73"/>
+    <w:lsdException w:name="Light Shading Accent 2" w:uiPriority="60"/>
+    <w:lsdException w:name="Light List Accent 2" w:uiPriority="61"/>
+    <w:lsdException w:name="Light Grid Accent 2" w:uiPriority="62"/>
+    <w:lsdException w:name="Medium Shading 1 Accent 2" w:uiPriority="63"/>
+    <w:lsdException w:name="Medium Shading 2 Accent 2" w:uiPriority="64"/>
+    <w:lsdException w:name="Medium List 1 Accent 2" w:uiPriority="65"/>
+    <w:lsdException w:name="Medium List 2 Accent 2" w:uiPriority="66"/>
+    <w:lsdException w:name="Medium Grid 1 Accent 2" w:uiPriority="67"/>
+    <w:lsdException w:name="Medium Grid 2 Accent 2" w:uiPriority="68"/>
+    <w:lsdException w:name="Medium Grid 3 Accent 2" w:uiPriority="69"/>
+    <w:lsdException w:name="Dark List Accent 2" w:uiPriority="70"/>
+    <w:lsdException w:name="Colorful Shading Accent 2" w:uiPriority="71"/>
+    <w:lsdException w:name="Colorful List Accent 2" w:uiPriority="72"/>
+    <w:lsdException w:name="Colorful Grid Accent 2" w:uiPriority="73"/>
+    <w:lsdException w:name="Light Shading Accent 3" w:uiPriority="60"/>
+    <w:lsdException w:name="Light List Accent 3" w:uiPriority="61"/>
+    <w:lsdException w:name="Light Grid Accent 3" w:uiPriority="62"/>
+    <w:lsdException w:name="Medium Shading 1 Accent 3" w:uiPriority="63"/>
+    <w:lsdException w:name="Medium Shading 2 Accent 3" w:uiPriority="64"/>
+    <w:lsdException w:name="Medium List 1 Accent 3" w:uiPriority="65"/>
+    <w:lsdException w:name="Medium List 2 Accent 3" w:uiPriority="66"/>
+    <w:lsdException w:name="Medium Grid 1 Accent 3" w:uiPriority="67"/>
+    <w:lsdException w:name="Medium Grid 2 Accent 3" w:uiPriority="68"/>
+    <w:lsdException w:name="Medium Grid 3 Accent 3" w:uiPriority="69"/>
+    <w:lsdException w:name="Dark List Accent 3" w:uiPriority="70"/>
+    <w:lsdException w:name="Colorful Shading Accent 3" w:uiPriority="71"/>
+    <w:lsdException w:name="Colorful List Accent 3" w:uiPriority="72"/>
+    <w:lsdException w:name="Colorful Grid Accent 3" w:uiPriority="73"/>
+    <w:lsdException w:name="Light Shading Accent 4" w:uiPriority="60"/>
+    <w:lsdException w:name="Light List Accent 4" w:uiPriority="61"/>
+    <w:lsdException w:name="Light Grid Accent 4" w:uiPriority="62"/>
+    <w:lsdException w:name="Medium Shading 1 Accent 4" w:uiPriority="63"/>
+    <w:lsdException w:name="Medium Shading 2 Accent 4" w:uiPriority="64"/>
+    <w:lsdException w:name="Medium List 1 Accent 4" w:uiPriority="65"/>
+    <w:lsdException w:name="Medium List 2 Accent 4" w:uiPriority="66"/>
+    <w:lsdException w:name="Medium Grid 1 Accent 4" w:uiPriority="67"/>
+    <w:lsdException w:name="Medium Grid 2 Accent 4" w:uiPriority="68"/>
+    <w:lsdException w:name="Medium Grid 3 Accent 4" w:uiPriority="69"/>
+    <w:lsdException w:name="Dark List Accent 4" w:uiPriority="70"/>
+    <w:lsdException w:name="Colorful Shading Accent 4" w:uiPriority="71"/>
+    <w:lsdException w:name="Colorful List Accent 4" w:uiPriority="72"/>
+    <w:lsdException w:name="Colorful Grid Accent 4" w:uiPriority="73"/>
+    <w:lsdException w:name="Light Shading Accent 5" w:uiPriority="60"/>
+    <w:lsdException w:name="Light List Accent 5" w:uiPriority="61"/>
+    <w:lsdException w:name="Light Grid Accent 5" w:uiPriority="62"/>
+    <w:lsdException w:name="Medium Shading 1 Accent 5" w:uiPriority="63"/>
+    <w:lsdException w:name="Medium Shading 2 Accent 5" w:uiPriority="64"/>
+    <w:lsdException w:name="Medium List 1 Accent 5" w:uiPriority="65"/>
+    <w:lsdException w:name="Medium List 2 Accent 5" w:uiPriority="66"/>
+    <w:lsdException w:name="Medium Grid 1 Accent 5" w:uiPriority="67"/>
+    <w:lsdException w:name="Medium Grid 2 Accent 5" w:uiPriority="68"/>
+    <w:lsdException w:name="Medium Grid 3 Accent 5" w:uiPriority="69"/>
+    <w:lsdException w:name="Dark List Accent 5" w:uiPriority="70"/>
+    <w:lsdException w:name="Colorful Shading Accent 5" w:uiPriority="71"/>
+    <w:lsdException w:name="Colorful List Accent 5" w:uiPriority="72"/>
+    <w:lsdException w:name="Colorful Grid Accent 5" w:uiPriority="73"/>
+    <w:lsdException w:name="Light Shading Accent 6" w:uiPriority="60"/>
+    <w:lsdException w:name="Light List Accent 6" w:uiPriority="61"/>
+    <w:lsdException w:name="Light Grid Accent 6" w:uiPriority="62"/>
+    <w:lsdException w:name="Medium Shading 1 Accent 6" w:uiPriority="63"/>
+    <w:lsdException w:name="Medium Shading 2 Accent 6" w:uiPriority="64"/>
+    <w:lsdException w:name="Medium List 1 Accent 6" w:uiPriority="65"/>
+    <w:lsdException w:name="Medium List 2 Accent 6" w:uiPriority="66"/>
+    <w:lsdException w:name="Medium Grid 1 Accent 6" w:uiPriority="67"/>
+    <w:lsdException w:name="Medium Grid 2 Accent 6" w:uiPriority="68"/>
+    <w:lsdException w:name="Medium Grid 3 Accent 6" w:uiPriority="69"/>
+    <w:lsdException w:name="Dark List Accent 6" w:uiPriority="70"/>
+    <w:lsdException w:name="Colorful Shading Accent 6" w:uiPriority="71"/>
+    <w:lsdException w:name="Colorful List Accent 6" w:uiPriority="72"/>
+    <w:lsdException w:name="Colorful Grid Accent 6" w:uiPriority="73"/>
+    <w:lsdException w:name="Subtle Emphasis" w:uiPriority="19" w:qFormat="1"/>
+    <w:lsdException w:name="Intense Emphasis" w:uiPriority="21" w:qFormat="1"/>
+    <w:lsdException w:name="Subtle Reference" w:uiPriority="31" w:qFormat="1"/>
+    <w:lsdException w:name="Intense Reference" w:uiPriority="32" w:qFormat="1"/>
+    <w:lsdException w:name="Book Title" w:uiPriority="33" w:qFormat="1"/>
+    <w:lsdException w:name="Bibliography" w:semiHidden="1" w:uiPriority="37" w:unhideWhenUsed="1"/>
+    <w:lsdException w:name="TOC Heading" w:semiHidden="1" w:uiPriority="39" w:unhideWhenUsed="1" w:qFormat="1"/>
+    <w:lsdException w:name="Plain Table 1" w:uiPriority="41"/>
+    <w:lsdException w:name="Plain Table 2" w:uiPriority="42"/>
+    <w:lsdException w:name="Plain Table 3" w:uiPriority="43"/>
+    <w:lsdException w:name="Plain Table 4" w:uiPriority="44"/>
+    <w:lsdException w:name="Plain Table 5" w:uiPriority="45"/>
+    <w:lsdException w:name="Grid Table Light" w:uiPriority="40"/>
+    <w:lsdException w:name="Grid Table 1 Light" w:uiPriority="46"/>
+    <w:lsdException w:name="Grid Table 2" w:uiPriority="47"/>
+    <w:lsdException w:name="Grid Table 3" w:uiPriority="48"/>
+    <w:lsdException w:name="Grid Table 4" w:uiPriority="49"/>
+    <w:lsdException w:name="Grid Table 5 Dark" w:uiPriority="50"/>
+    <w:lsdException w:name="Grid Table 6 Colorful" w:uiPriority="51"/>
+    <w:lsdException w:name="Grid Table 7 Colorful" w:uiPriority="52"/>
+    <w:lsdException w:name="Grid Table 1 Light Accent 1" w:uiPriority="46"/>
+    <w:lsdException w:name="Grid Table 2 Accent 1" w:uiPriority="47"/>
+    <w:lsdException w:name="Grid Table 3 Accent 1" w:uiPriority="48"/>
+    <w:lsdException w:name="Grid Table 4 Accent 1" w:uiPriority="49"/>
+    <w:lsdException w:name="Grid Table 5 Dark Accent 1" w:uiPriority="50"/>
+    <w:lsdException w:name="Grid Table 6 Colorful Accent 1" w:uiPriority="51"/>
+    <w:lsdException w:name="Grid Table 7 Colorful Accent 1" w:uiPriority="52"/>
+    <w:lsdException w:name="Grid Table 1 Light Accent 2" w:uiPriority="46"/>
+    <w:lsdException w:name="Grid Table 2 Accent 2" w:uiPriority="47"/>
+    <w:lsdException w:name="Grid Table 3 Accent 2" w:uiPriority="48"/>
+    <w:lsdException w:name="Grid Table 4 Accent 2" w:uiPriority="49"/>
+    <w:lsdException w:name="Grid Table 5 Dark Accent 2" w:uiPriority="50"/>
+    <w:lsdException w:name="Grid Table 6 Colorful Accent 2" w:uiPriority="51"/>
+    <w:lsdException w:name="Grid Table 7 Colorful Accent 2" w:uiPriority="52"/>
+    <w:lsdException w:name="Grid Table 1 Light Accent 3" w:uiPriority="46"/>
+    <w:lsdException w:name="Grid Table 2 Accent 3" w:uiPriority="47"/>
+    <w:lsdException w:name="Grid Table 3 Accent 3" w:uiPriority="48"/>
+    <w:lsdException w:name="Grid Table 4 Accent 3" w:uiPriority="49"/>
+    <w:lsdException w:name="Grid Table 5 Dark Accent 3" w:uiPriority="50"/>
+    <w:lsdException w:name="Grid Table 6 Colorful Accent 3" w:uiPriority="51"/>
+    <w:lsdException w:name="Grid Table 7 Colorful Accent 3" w:uiPriority="52"/>
+    <w:lsdException w:name="Grid Table 1 Light Accent 4" w:uiPriority="46"/>
+    <w:lsdException w:name="Grid Table 2 Accent 4" w:uiPriority="47"/>
+    <w:lsdException w:name="Grid Table 3 Accent 4" w:uiPriority="48"/>
+    <w:lsdException w:name="Grid Table 4 Accent 4" w:uiPriority="49"/>
+    <w:lsdException w:name="Grid Table 5 Dark Accent 4" w:uiPriority="50"/>
+    <w:lsdException w:name="Grid Table 6 Colorful Accent 4" w:uiPriority="51"/>
+    <w:lsdException w:name="Grid Table 7 Colorful Accent 4" w:uiPriority="52"/>
+    <w:lsdException w:name="Grid Table 1 Light Accent 5" w:uiPriority="46"/>
+    <w:lsdException w:name="Grid Table 2 Accent 5" w:uiPriority="47"/>
+    <w:lsdException w:name="Grid Table 3 Accent 5" w:uiPriority="48"/>
+    <w:lsdException w:name="Grid Table 4 Accent 5" w:uiPriority="49"/>
+    <w:lsdException w:name="Grid Table 5 Dark Accent 5" w:uiPriority="50"/>
+    <w:lsdException w:name="Grid Table 6 Colorful Accent 5" w:uiPriority="51"/>
+    <w:lsdException w:name="Grid Table 7 Colorful Accent 5" w:uiPriority="52"/>
+    <w:lsdException w:name="Grid Table 1 Light Accent 6" w:uiPriority="46"/>
+    <w:lsdException w:name="Grid Table 2 Accent 6" w:uiPriority="47"/>
+    <w:lsdException w:name="Grid Table 3 Accent 6" w:uiPriority="48"/>
+    <w:lsdException w:name="Grid Table 4 Accent 6" w:uiPriority="49"/>
+    <w:lsdException w:name="Grid Table 5 Dark Accent 6" w:uiPriority="50"/>
+    <w:lsdException w:name="Grid Table 6 Colorful Accent 6" w:uiPriority="51"/>
+    <w:lsdException w:name="Grid Table 7 Colorful Accent 6" w:uiPriority="52"/>
+    <w:lsdException w:name="List Table 1 Light" w:uiPriority="46"/>
+    <w:lsdException w:name="List Table 2" w:uiPriority="47"/>
+    <w:lsdException w:name="List Table 3" w:uiPriority="48"/>
+    <w:lsdException w:name="List Table 4" w:uiPriority="49"/>
+    <w:lsdException w:name="List Table 5 Dark" w:uiPriority="50"/>
+    <w:lsdException w:name="List Table 6 Colorful" w:uiPriority="51"/>
+    <w:lsdException w:name="List Table 7 Colorful" w:uiPriority="52"/>
+    <w:lsdException w:name="List Table 1 Light Accent 1" w:uiPriority="46"/>
+    <w:lsdException w:name="List Table 2 Accent 1" w:uiPriority="47"/>
+    <w:lsdException w:name="List Table 3 Accent 1" w:uiPriority="48"/>
+    <w:lsdException w:name="List Table 4 Accent 1" w:uiPriority="49"/>
+    <w:lsdException w:name="List Table 5 Dark Accent 1" w:uiPriority="50"/>
+    <w:lsdException w:name="List Table 6 Colorful Accent 1" w:uiPriority="51"/>
+    <w:lsdException w:name="List Table 7 Colorful Accent 1" w:uiPriority="52"/>
+    <w:lsdException w:name="List Table 1 Light Accent 2" w:uiPriority="46"/>
+    <w:lsdException w:name="List Table 2 Accent 2" w:uiPriority="47"/>
+    <w:lsdException w:name="List Table 3 Accent 2" w:uiPriority="48"/>
+    <w:lsdException w:name="List Table 4 Accent 2" w:uiPriority="49"/>
+    <w:lsdException w:name="List Table 5 Dark Accent 2" w:uiPriority="50"/>
+    <w:lsdException w:name="List Table 6 Colorful Accent 2" w:uiPriority="51"/>
+    <w:lsdException w:name="List Table 7 Colorful Accent 2" w:uiPriority="52"/>
+    <w:lsdException w:name="List Table 1 Light Accent 3" w:uiPriority="46"/>
+    <w:lsdException w:name="List Table 2 Accent 3" w:uiPriority="47"/>
+    <w:lsdException w:name="List Table 3 Accent 3" w:uiPriority="48"/>
+    <w:lsdException w:name="List Table 4 Accent 3" w:uiPriority="49"/>
+    <w:lsdException w:name="List Table 5 Dark Accent 3" w:uiPriority="50"/>
+    <w:lsdException w:name="List Table 6 Colorful Accent 3" w:uiPriority="51"/>
+    <w:lsdException w:name="List Table 7 Colorful Accent 3" w:uiPriority="52"/>
+    <w:lsdException w:name="List Table 1 Light Accent 4" w:uiPriority="46"/>
+    <w:lsdException w:name="List Table 2 Accent 4" w:uiPriority="47"/>
+    <w:lsdException w:name="List Table 3 Accent 4" w:uiPriority="48"/>
+    <w:lsdException w:name="List Table 4 Accent 4" w:uiPriority="49"/>
+    <w:lsdException w:name="List Table 5 Dark Accent 4" w:uiPriority="50"/>
+    <w:lsdException w:name="List Table 6 Colorful Accent 4" w:uiPriority="51"/>
+    <w:lsdException w:name="List Table 7 Colorful Accent 4" w:uiPriority="52"/>
+    <w:lsdException w:name="List Table 1 Light Accent 5" w:uiPriority="46"/>
+    <w:lsdException w:name="List Table 2 Accent 5" w:uiPriority="47"/>
+    <w:lsdException w:name="List Table 3 Accent 5" w:uiPriority="48"/>
+    <w:lsdException w:name="List Table 4 Accent 5" w:uiPriority="49"/>
+    <w:lsdException w:name="List Table 5 Dark Accent 5" w:uiPriority="50"/>
+    <w:lsdException w:name="List Table 6 Colorful Accent 5" w:uiPriority="51"/>
+    <w:lsdException w:name="List Table 7 Colorful Accent 5" w:uiPriority="52"/>
+    <w:lsdException w:name="List Table 1 Light Accent 6" w:uiPriority="46"/>
+    <w:lsdException w:name="List Table 2 Accent 6" w:uiPriority="47"/>
+    <w:lsdException w:name="List Table 3 Accent 6" w:uiPriority="48"/>
+    <w:lsdException w:name="List Table 4 Accent 6" w:uiPriority="49"/>
+    <w:lsdException w:name="List Table 5 Dark Accent 6" w:uiPriority="50"/>
+    <w:lsdException w:name="List Table 6 Colorful Accent 6" w:uiPriority="51"/>
+    <w:lsdException w:name="List Table 7 Colorful Accent 6" w:uiPriority="52"/>
+  </w:latentStyles>
+  <w:style w:type="paragraph" w:default="1" w:styleId="Normal">
+    <w:name w:val="Normal"/>
+  </w:style>
+  <w:style w:type="paragraph" w:styleId="Ttulo1">
     <w:name w:val="heading 1"/>
     <w:basedOn w:val="Normal"/>
     <w:next w:val="Normal"/>
     <w:pPr>
-      <w:keepNext w:val="1"/>
-      <w:keepLines w:val="1"/>
-      <w:pageBreakBefore w:val="0"/>
-      <w:spacing w:after="120" w:before="400" w:lineRule="auto"/>
+      <w:keepNext/>
+      <w:keepLines/>
+      <w:spacing w:before="400" w:after="120"/>
+      <w:outlineLvl w:val="0"/>
     </w:pPr>
     <w:rPr>
       <w:sz w:val="40"/>
       <w:szCs w:val="40"/>
     </w:rPr>
   </w:style>
-  <w:style w:type="paragraph" w:styleId="Heading2">
+  <w:style w:type="paragraph" w:styleId="Ttulo2">
     <w:name w:val="heading 2"/>
     <w:basedOn w:val="Normal"/>
     <w:next w:val="Normal"/>
     <w:pPr>
-      <w:keepNext w:val="1"/>
-      <w:keepLines w:val="1"/>
-      <w:pageBreakBefore w:val="0"/>
-      <w:spacing w:after="120" w:before="360" w:lineRule="auto"/>
+      <w:keepNext/>
+      <w:keepLines/>
+      <w:spacing w:before="360" w:after="120"/>
+      <w:outlineLvl w:val="1"/>
     </w:pPr>
     <w:rPr>
-      <w:b w:val="0"/>
       <w:sz w:val="32"/>
       <w:szCs w:val="32"/>
     </w:rPr>
   </w:style>
-  <w:style w:type="paragraph" w:styleId="Heading3">
+  <w:style w:type="paragraph" w:styleId="Ttulo3">
     <w:name w:val="heading 3"/>
     <w:basedOn w:val="Normal"/>
     <w:next w:val="Normal"/>
     <w:pPr>
-      <w:keepNext w:val="1"/>
-      <w:keepLines w:val="1"/>
-      <w:pageBreakBefore w:val="0"/>
-      <w:spacing w:after="80" w:before="320" w:lineRule="auto"/>
+      <w:keepNext/>
+      <w:keepLines/>
+      <w:spacing w:before="320" w:after="80"/>
+      <w:outlineLvl w:val="2"/>
     </w:pPr>
     <w:rPr>
-      <w:b w:val="0"/>
       <w:color w:val="434343"/>
       <w:sz w:val="28"/>
       <w:szCs w:val="28"/>
     </w:rPr>
   </w:style>
-  <w:style w:type="paragraph" w:styleId="Heading4">
+  <w:style w:type="paragraph" w:styleId="Ttulo4">
     <w:name w:val="heading 4"/>
     <w:basedOn w:val="Normal"/>
     <w:next w:val="Normal"/>
     <w:pPr>
-      <w:keepNext w:val="1"/>
-      <w:keepLines w:val="1"/>
-      <w:pageBreakBefore w:val="0"/>
-      <w:spacing w:after="80" w:before="280" w:lineRule="auto"/>
+      <w:keepNext/>
+      <w:keepLines/>
+      <w:spacing w:before="280" w:after="80"/>
+      <w:outlineLvl w:val="3"/>
     </w:pPr>
     <w:rPr>
       <w:color w:val="666666"/>
@@ -538,84 +845,125 @@
       <w:szCs w:val="24"/>
     </w:rPr>
   </w:style>
-  <w:style w:type="paragraph" w:styleId="Heading5">
+  <w:style w:type="paragraph" w:styleId="Ttulo5">
     <w:name w:val="heading 5"/>
     <w:basedOn w:val="Normal"/>
     <w:next w:val="Normal"/>
     <w:pPr>
-      <w:keepNext w:val="1"/>
-      <w:keepLines w:val="1"/>
-      <w:pageBreakBefore w:val="0"/>
-      <w:spacing w:after="80" w:before="240" w:lineRule="auto"/>
+      <w:keepNext/>
+      <w:keepLines/>
+      <w:spacing w:before="240" w:after="80"/>
+      <w:outlineLvl w:val="4"/>
     </w:pPr>
     <w:rPr>
       <w:color w:val="666666"/>
-      <w:sz w:val="22"/>
-      <w:szCs w:val="22"/>
     </w:rPr>
   </w:style>
-  <w:style w:type="paragraph" w:styleId="Heading6">
+  <w:style w:type="paragraph" w:styleId="Ttulo6">
     <w:name w:val="heading 6"/>
     <w:basedOn w:val="Normal"/>
     <w:next w:val="Normal"/>
     <w:pPr>
-      <w:keepNext w:val="1"/>
-      <w:keepLines w:val="1"/>
-      <w:pageBreakBefore w:val="0"/>
-      <w:spacing w:after="80" w:before="240" w:lineRule="auto"/>
+      <w:keepNext/>
+      <w:keepLines/>
+      <w:spacing w:before="240" w:after="80"/>
+      <w:outlineLvl w:val="5"/>
     </w:pPr>
     <w:rPr>
-      <w:i w:val="1"/>
+      <w:i/>
       <w:color w:val="666666"/>
-      <w:sz w:val="22"/>
-      <w:szCs w:val="22"/>
     </w:rPr>
   </w:style>
-  <w:style w:type="paragraph" w:styleId="Title">
+  <w:style w:type="character" w:default="1" w:styleId="Fontepargpadro">
+    <w:name w:val="Default Paragraph Font"/>
+    <w:uiPriority w:val="1"/>
+    <w:semiHidden/>
+    <w:unhideWhenUsed/>
+  </w:style>
+  <w:style w:type="table" w:default="1" w:styleId="Tabelanormal">
+    <w:name w:val="Normal Table"/>
+    <w:uiPriority w:val="99"/>
+    <w:semiHidden/>
+    <w:unhideWhenUsed/>
+    <w:tblPr>
+      <w:tblInd w:w="0" w:type="dxa"/>
+      <w:tblCellMar>
+        <w:top w:w="0" w:type="dxa"/>
+        <w:left w:w="108" w:type="dxa"/>
+        <w:bottom w:w="0" w:type="dxa"/>
+        <w:right w:w="108" w:type="dxa"/>
+      </w:tblCellMar>
+    </w:tblPr>
+  </w:style>
+  <w:style w:type="numbering" w:default="1" w:styleId="Semlista">
+    <w:name w:val="No List"/>
+    <w:uiPriority w:val="99"/>
+    <w:semiHidden/>
+    <w:unhideWhenUsed/>
+  </w:style>
+  <w:style w:type="table" w:customStyle="1" w:styleId="TableNormal">
+    <w:name w:val="Table Normal"/>
+    <w:tblPr>
+      <w:tblCellMar>
+        <w:top w:w="0" w:type="dxa"/>
+        <w:left w:w="0" w:type="dxa"/>
+        <w:bottom w:w="0" w:type="dxa"/>
+        <w:right w:w="0" w:type="dxa"/>
+      </w:tblCellMar>
+    </w:tblPr>
+  </w:style>
+  <w:style w:type="paragraph" w:styleId="Ttulo">
     <w:name w:val="Title"/>
     <w:basedOn w:val="Normal"/>
     <w:next w:val="Normal"/>
     <w:pPr>
-      <w:keepNext w:val="1"/>
-      <w:keepLines w:val="1"/>
-      <w:pageBreakBefore w:val="0"/>
-      <w:spacing w:after="60" w:before="0" w:lineRule="auto"/>
+      <w:keepNext/>
+      <w:keepLines/>
+      <w:spacing w:after="60"/>
     </w:pPr>
     <w:rPr>
       <w:sz w:val="52"/>
       <w:szCs w:val="52"/>
     </w:rPr>
   </w:style>
-  <w:style w:type="paragraph" w:styleId="Subtitle">
+  <w:style w:type="paragraph" w:styleId="Subttulo">
     <w:name w:val="Subtitle"/>
     <w:basedOn w:val="Normal"/>
     <w:next w:val="Normal"/>
     <w:pPr>
-      <w:keepNext w:val="1"/>
-      <w:keepLines w:val="1"/>
-      <w:pageBreakBefore w:val="0"/>
-      <w:spacing w:after="320" w:before="0" w:lineRule="auto"/>
+      <w:keepNext/>
+      <w:keepLines/>
+      <w:spacing w:after="320"/>
     </w:pPr>
     <w:rPr>
-      <w:rFonts w:ascii="Arial" w:cs="Arial" w:eastAsia="Arial" w:hAnsi="Arial"/>
-      <w:i w:val="0"/>
       <w:color w:val="666666"/>
       <w:sz w:val="30"/>
       <w:szCs w:val="30"/>
     </w:rPr>
   </w:style>
-  <w:style w:type="table" w:styleId="Table1">
+  <w:style w:type="table" w:customStyle="1" w:styleId="a">
     <w:basedOn w:val="TableNormal"/>
     <w:tblPr>
       <w:tblStyleRowBandSize w:val="1"/>
       <w:tblStyleColBandSize w:val="1"/>
       <w:tblCellMar>
-        <w:top w:w="100.0" w:type="dxa"/>
-        <w:left w:w="100.0" w:type="dxa"/>
-        <w:bottom w:w="100.0" w:type="dxa"/>
-        <w:right w:w="100.0" w:type="dxa"/>
+        <w:top w:w="100" w:type="dxa"/>
+        <w:left w:w="100" w:type="dxa"/>
+        <w:bottom w:w="100" w:type="dxa"/>
+        <w:right w:w="100" w:type="dxa"/>
       </w:tblCellMar>
     </w:tblPr>
+  </w:style>
+  <w:style w:type="paragraph" w:styleId="PargrafodaLista">
+    <w:name w:val="List Paragraph"/>
+    <w:basedOn w:val="Normal"/>
+    <w:uiPriority w:val="34"/>
+    <w:qFormat/>
+    <w:rsid w:val="0057782C"/>
+    <w:pPr>
+      <w:ind w:left="720"/>
+      <w:contextualSpacing/>
+    </w:pPr>
   </w:style>
 </w:styles>
 </file>
